--- a/docs/CAPIS-2511_DEMO_KIT_AND_CLICK_GUIDE.docx
+++ b/docs/CAPIS-2511_DEMO_KIT_AND_CLICK_GUIDE.docx
@@ -10755,7 +10755,7 @@
                 <w:color w:val="111111"/>
                 <w:sz w:val="17"/>
               </w:rPr>
-              <w:t>Architecture/story mentions it; reliable prediction depends on data and completed module work</w:t>
+              <w:t>Implemented — statistical heuristic computed from imported Odoo purchase-order history (8 suppliers, 119 POs); supplier lead times, reliability scores, and shipment-readiness estimates render on the executive dashboard</w:t>
             </w:r>
           </w:p>
         </w:tc>
@@ -10782,7 +10782,7 @@
                 <w:color w:val="111111"/>
                 <w:sz w:val="17"/>
               </w:rPr>
-              <w:t>“Planned/iterative; estimates are not guarantees.”</w:t>
+              <w:t>“Implemented and fully explainable — derived from DMC’s own recorded lead times, not a black box. Estimates are projections, not guarantees.”</w:t>
             </w:r>
           </w:p>
         </w:tc>
